--- a/klagomål/A 18614-2024 FSC-klagomål.docx
+++ b/klagomål/A 18614-2024 FSC-klagomål.docx
@@ -681,7 +681,7 @@
     <w:r>
       <w:tab/>
       <w:tab/>
-      <w:t>2026-09-14</w:t>
+      <w:t>2026-09-15</w:t>
       <w:br/>
       <w:br/>
     </w:r>

--- a/klagomål/A 18614-2024 FSC-klagomål.docx
+++ b/klagomål/A 18614-2024 FSC-klagomål.docx
@@ -681,7 +681,7 @@
     <w:r>
       <w:tab/>
       <w:tab/>
-      <w:t>2026-09-15</w:t>
+      <w:t>2026-09-16</w:t>
       <w:br/>
       <w:br/>
     </w:r>

--- a/klagomål/A 18614-2024 FSC-klagomål.docx
+++ b/klagomål/A 18614-2024 FSC-klagomål.docx
@@ -681,7 +681,7 @@
     <w:r>
       <w:tab/>
       <w:tab/>
-      <w:t>2026-09-16</w:t>
+      <w:t>2026-09-17</w:t>
       <w:br/>
       <w:br/>
     </w:r>

--- a/klagomål/A 18614-2024 FSC-klagomål.docx
+++ b/klagomål/A 18614-2024 FSC-klagomål.docx
@@ -681,7 +681,7 @@
     <w:r>
       <w:tab/>
       <w:tab/>
-      <w:t>2026-09-17</w:t>
+      <w:t>2026-09-18</w:t>
       <w:br/>
       <w:br/>
     </w:r>

--- a/klagomål/A 18614-2024 FSC-klagomål.docx
+++ b/klagomål/A 18614-2024 FSC-klagomål.docx
@@ -681,7 +681,7 @@
     <w:r>
       <w:tab/>
       <w:tab/>
-      <w:t>2026-09-18</w:t>
+      <w:t>2026-09-19</w:t>
       <w:br/>
       <w:br/>
     </w:r>

--- a/klagomål/A 18614-2024 FSC-klagomål.docx
+++ b/klagomål/A 18614-2024 FSC-klagomål.docx
@@ -681,7 +681,7 @@
     <w:r>
       <w:tab/>
       <w:tab/>
-      <w:t>2026-09-19</w:t>
+      <w:t>2026-09-21</w:t>
       <w:br/>
       <w:br/>
     </w:r>

--- a/klagomål/A 18614-2024 FSC-klagomål.docx
+++ b/klagomål/A 18614-2024 FSC-klagomål.docx
@@ -681,7 +681,7 @@
     <w:r>
       <w:tab/>
       <w:tab/>
-      <w:t>2026-09-21</w:t>
+      <w:t>2026-09-23</w:t>
       <w:br/>
       <w:br/>
     </w:r>

--- a/klagomål/A 18614-2024 FSC-klagomål.docx
+++ b/klagomål/A 18614-2024 FSC-klagomål.docx
@@ -681,7 +681,7 @@
     <w:r>
       <w:tab/>
       <w:tab/>
-      <w:t>2026-09-23</w:t>
+      <w:t>2026-09-24</w:t>
       <w:br/>
       <w:br/>
     </w:r>

--- a/klagomål/A 18614-2024 FSC-klagomål.docx
+++ b/klagomål/A 18614-2024 FSC-klagomål.docx
@@ -681,7 +681,7 @@
     <w:r>
       <w:tab/>
       <w:tab/>
-      <w:t>2026-09-24</w:t>
+      <w:t>2026-09-25</w:t>
       <w:br/>
       <w:br/>
     </w:r>

--- a/klagomål/A 18614-2024 FSC-klagomål.docx
+++ b/klagomål/A 18614-2024 FSC-klagomål.docx
@@ -681,7 +681,7 @@
     <w:r>
       <w:tab/>
       <w:tab/>
-      <w:t>2026-09-25</w:t>
+      <w:t>2026-09-26</w:t>
       <w:br/>
       <w:br/>
     </w:r>

--- a/klagomål/A 18614-2024 FSC-klagomål.docx
+++ b/klagomål/A 18614-2024 FSC-klagomål.docx
@@ -681,7 +681,7 @@
     <w:r>
       <w:tab/>
       <w:tab/>
-      <w:t>2026-09-26</w:t>
+      <w:t>2026-09-27</w:t>
       <w:br/>
       <w:br/>
     </w:r>

--- a/klagomål/A 18614-2024 FSC-klagomål.docx
+++ b/klagomål/A 18614-2024 FSC-klagomål.docx
@@ -681,7 +681,7 @@
     <w:r>
       <w:tab/>
       <w:tab/>
-      <w:t>2026-09-27</w:t>
+      <w:t>2026-09-28</w:t>
       <w:br/>
       <w:br/>
     </w:r>

--- a/klagomål/A 18614-2024 FSC-klagomål.docx
+++ b/klagomål/A 18614-2024 FSC-klagomål.docx
@@ -681,7 +681,7 @@
     <w:r>
       <w:tab/>
       <w:tab/>
-      <w:t>2026-09-28</w:t>
+      <w:t>2026-09-29</w:t>
       <w:br/>
       <w:br/>
     </w:r>

--- a/klagomål/A 18614-2024 FSC-klagomål.docx
+++ b/klagomål/A 18614-2024 FSC-klagomål.docx
@@ -681,7 +681,7 @@
     <w:r>
       <w:tab/>
       <w:tab/>
-      <w:t>2026-09-29</w:t>
+      <w:t>2026-09-30</w:t>
       <w:br/>
       <w:br/>
     </w:r>

--- a/klagomål/A 18614-2024 FSC-klagomål.docx
+++ b/klagomål/A 18614-2024 FSC-klagomål.docx
@@ -681,7 +681,7 @@
     <w:r>
       <w:tab/>
       <w:tab/>
-      <w:t>2026-09-30</w:t>
+      <w:t>2026-10-01</w:t>
       <w:br/>
       <w:br/>
     </w:r>

--- a/klagomål/A 18614-2024 FSC-klagomål.docx
+++ b/klagomål/A 18614-2024 FSC-klagomål.docx
@@ -681,7 +681,7 @@
     <w:r>
       <w:tab/>
       <w:tab/>
-      <w:t>2026-10-01</w:t>
+      <w:t>2026-10-02</w:t>
       <w:br/>
       <w:br/>
     </w:r>

--- a/klagomål/A 18614-2024 FSC-klagomål.docx
+++ b/klagomål/A 18614-2024 FSC-klagomål.docx
@@ -681,7 +681,7 @@
     <w:r>
       <w:tab/>
       <w:tab/>
-      <w:t>2026-10-02</w:t>
+      <w:t>2026-10-03</w:t>
       <w:br/>
       <w:br/>
     </w:r>

--- a/klagomål/A 18614-2024 FSC-klagomål.docx
+++ b/klagomål/A 18614-2024 FSC-klagomål.docx
@@ -681,7 +681,7 @@
     <w:r>
       <w:tab/>
       <w:tab/>
-      <w:t>2026-10-03</w:t>
+      <w:t>2026-10-04</w:t>
       <w:br/>
       <w:br/>
     </w:r>

--- a/klagomål/A 18614-2024 FSC-klagomål.docx
+++ b/klagomål/A 18614-2024 FSC-klagomål.docx
@@ -681,7 +681,7 @@
     <w:r>
       <w:tab/>
       <w:tab/>
-      <w:t>2026-10-04</w:t>
+      <w:t>2026-10-05</w:t>
       <w:br/>
       <w:br/>
     </w:r>

--- a/klagomål/A 18614-2024 FSC-klagomål.docx
+++ b/klagomål/A 18614-2024 FSC-klagomål.docx
@@ -681,7 +681,7 @@
     <w:r>
       <w:tab/>
       <w:tab/>
-      <w:t>2026-10-05</w:t>
+      <w:t>2026-10-06</w:t>
       <w:br/>
       <w:br/>
     </w:r>

--- a/klagomål/A 18614-2024 FSC-klagomål.docx
+++ b/klagomål/A 18614-2024 FSC-klagomål.docx
@@ -216,12 +216,12 @@
         <w:spacing w:after="240"/>
       </w:pPr>
       <w:r>
-        <w:t>Figur 1. Fyndplatser för naturvårdsarter inom 20 meter från avverkningsanmälan. Markörer utan svart kant är placerade på fyndplatsen. Markörer med svart kant är placerade vid sidan av fyndplatsen och har ett svart streck som visar fyndplatsens exakta position. Kartans mittpunktskoordinat är N 7008985, E 514069 i SWEREF 99 TM.</w:t>
+        <w:t>Figur 1. Fyndplatser för naturvårdsarter inom 23 meter från avverkningsanmälan. Markörer utan svart kant är placerade på fyndplatsen. Markörer med svart kant är placerade vid sidan av fyndplatsen och har ett svart streck som visar fyndplatsens exakta position. Kartans mittpunktskoordinat är N 7008985, E 514069 i SWEREF 99 TM.</w:t>
       </w:r>
     </w:p>
     <w:p>
       <w:r>
-        <w:t>Inom 20 meter från avverkningsanmälan finns fynd av 1 naturvårdsarter, varav 1 är typisk (T) och 1 är signalart (S): stor aspticka (S, T). Se Figur 1.</w:t>
+        <w:t>Inom 23 meter från avverkningsanmälan finns fynd av 2 naturvårdsarter, varav 1 är rödlistad, 2 är typiska (T) och 1 är signalart (S): vedskivlav (NT, T) och stor aspticka (S, T). Se Figur 1.</w:t>
       </w:r>
     </w:p>
     <w:p>
@@ -245,6 +245,26 @@
     <w:p>
       <w:r>
         <w:t>Nedan följer beskrivningar av de naturvårdsarter och fridlysta arter som har sina livsmiljöer och växtplatser i den avverkningsanmälda skogen. De påträffade naturvårdsarterna är ett tydligt kvitto på att det rör sig om en skog med höga naturvärden.</w:t>
+      </w:r>
+    </w:p>
+    <w:p>
+      <w:r>
+        <w:rPr>
+          <w:b/>
+        </w:rPr>
+        <w:t>Vedskivlav (NT)</w:t>
+      </w:r>
+      <w:r>
+        <w:t xml:space="preserve"> växer på gammal, torr, exponerad, hård kärnved av framförallt tall i naturskogsartade bestånd. Avverkning av tallskog av naturskogskaraktär med spår av återkommande bränder är ett hot. Mängden lämplig ved att växa på för vedskivlav minskar, dels på grund av naturlig nedbrytning men framförallt på grund av att de förstörs i samband med slutavverkningar, gallringar och markberedning. Tall- och blandbarrskogar av naturskogskaraktär med spår av återkommande bränder bör skyddas. Vedskivlav är typisk art för </w:t>
+      </w:r>
+      <w:r>
+        <w:rPr>
+          <w:i/>
+        </w:rPr>
+        <w:t>9010 Taiga</w:t>
+      </w:r>
+      <w:r>
+        <w:t xml:space="preserve"> (SLU Artdatabanken, 2024).</w:t>
       </w:r>
     </w:p>
     <w:p>
@@ -366,7 +386,7 @@
         <w:rPr>
           <w:i/>
         </w:rPr>
-        <w:t>I det avverkningsanmälda skogsområdet har 1 naturvårdsarter varav 0 rödlistade arter sina livsmiljöer och växtplatser.</w:t>
+        <w:t>I det avverkningsanmälda skogsområdet har 2 naturvårdsarter varav 1 rödlistade arter sina livsmiljöer och växtplatser.</w:t>
       </w:r>
     </w:p>
     <w:p>
@@ -681,7 +701,7 @@
     <w:r>
       <w:tab/>
       <w:tab/>
-      <w:t>2026-10-06</w:t>
+      <w:t>2026-10-07</w:t>
       <w:br/>
       <w:br/>
     </w:r>

--- a/klagomål/A 18614-2024 FSC-klagomål.docx
+++ b/klagomål/A 18614-2024 FSC-klagomål.docx
@@ -701,7 +701,7 @@
     <w:r>
       <w:tab/>
       <w:tab/>
-      <w:t>2026-10-07</w:t>
+      <w:t>2026-10-08</w:t>
       <w:br/>
       <w:br/>
     </w:r>

--- a/klagomål/A 18614-2024 FSC-klagomål.docx
+++ b/klagomål/A 18614-2024 FSC-klagomål.docx
@@ -701,7 +701,7 @@
     <w:r>
       <w:tab/>
       <w:tab/>
-      <w:t>2026-10-08</w:t>
+      <w:t>2026-10-09</w:t>
       <w:br/>
       <w:br/>
     </w:r>

--- a/klagomål/A 18614-2024 FSC-klagomål.docx
+++ b/klagomål/A 18614-2024 FSC-klagomål.docx
@@ -701,7 +701,7 @@
     <w:r>
       <w:tab/>
       <w:tab/>
-      <w:t>2026-10-09</w:t>
+      <w:t>2026-10-10</w:t>
       <w:br/>
       <w:br/>
     </w:r>

--- a/klagomål/A 18614-2024 FSC-klagomål.docx
+++ b/klagomål/A 18614-2024 FSC-klagomål.docx
@@ -701,7 +701,7 @@
     <w:r>
       <w:tab/>
       <w:tab/>
-      <w:t>2026-10-10</w:t>
+      <w:t>2026-10-11</w:t>
       <w:br/>
       <w:br/>
     </w:r>

--- a/klagomål/A 18614-2024 FSC-klagomål.docx
+++ b/klagomål/A 18614-2024 FSC-klagomål.docx
@@ -701,7 +701,7 @@
     <w:r>
       <w:tab/>
       <w:tab/>
-      <w:t>2026-10-11</w:t>
+      <w:t>2026-10-12</w:t>
       <w:br/>
       <w:br/>
     </w:r>

--- a/klagomål/A 18614-2024 FSC-klagomål.docx
+++ b/klagomål/A 18614-2024 FSC-klagomål.docx
@@ -701,7 +701,7 @@
     <w:r>
       <w:tab/>
       <w:tab/>
-      <w:t>2026-10-12</w:t>
+      <w:t>2026-10-13</w:t>
       <w:br/>
       <w:br/>
     </w:r>

--- a/klagomål/A 18614-2024 FSC-klagomål.docx
+++ b/klagomål/A 18614-2024 FSC-klagomål.docx
@@ -701,7 +701,7 @@
     <w:r>
       <w:tab/>
       <w:tab/>
-      <w:t>2026-10-13</w:t>
+      <w:t>2026-10-14</w:t>
       <w:br/>
       <w:br/>
     </w:r>

--- a/klagomål/A 18614-2024 FSC-klagomål.docx
+++ b/klagomål/A 18614-2024 FSC-klagomål.docx
@@ -701,7 +701,7 @@
     <w:r>
       <w:tab/>
       <w:tab/>
-      <w:t>2026-10-14</w:t>
+      <w:t>2026-10-15</w:t>
       <w:br/>
       <w:br/>
     </w:r>

--- a/klagomål/A 18614-2024 FSC-klagomål.docx
+++ b/klagomål/A 18614-2024 FSC-klagomål.docx
@@ -701,7 +701,7 @@
     <w:r>
       <w:tab/>
       <w:tab/>
-      <w:t>2026-10-15</w:t>
+      <w:t>2026-10-16</w:t>
       <w:br/>
       <w:br/>
     </w:r>

--- a/klagomål/A 18614-2024 FSC-klagomål.docx
+++ b/klagomål/A 18614-2024 FSC-klagomål.docx
@@ -701,7 +701,7 @@
     <w:r>
       <w:tab/>
       <w:tab/>
-      <w:t>2026-10-16</w:t>
+      <w:t>2026-10-17</w:t>
       <w:br/>
       <w:br/>
     </w:r>

--- a/klagomål/A 18614-2024 FSC-klagomål.docx
+++ b/klagomål/A 18614-2024 FSC-klagomål.docx
@@ -701,7 +701,7 @@
     <w:r>
       <w:tab/>
       <w:tab/>
-      <w:t>2026-10-17</w:t>
+      <w:t>2026-10-18</w:t>
       <w:br/>
       <w:br/>
     </w:r>

--- a/klagomål/A 18614-2024 FSC-klagomål.docx
+++ b/klagomål/A 18614-2024 FSC-klagomål.docx
@@ -701,7 +701,7 @@
     <w:r>
       <w:tab/>
       <w:tab/>
-      <w:t>2026-10-18</w:t>
+      <w:t>2026-10-19</w:t>
       <w:br/>
       <w:br/>
     </w:r>

--- a/klagomål/A 18614-2024 FSC-klagomål.docx
+++ b/klagomål/A 18614-2024 FSC-klagomål.docx
@@ -701,7 +701,7 @@
     <w:r>
       <w:tab/>
       <w:tab/>
-      <w:t>2026-10-19</w:t>
+      <w:t>2026-10-20</w:t>
       <w:br/>
       <w:br/>
     </w:r>

--- a/klagomål/A 18614-2024 FSC-klagomål.docx
+++ b/klagomål/A 18614-2024 FSC-klagomål.docx
@@ -701,7 +701,7 @@
     <w:r>
       <w:tab/>
       <w:tab/>
-      <w:t>2026-10-20</w:t>
+      <w:t>2026-10-21</w:t>
       <w:br/>
       <w:br/>
     </w:r>

--- a/klagomål/A 18614-2024 FSC-klagomål.docx
+++ b/klagomål/A 18614-2024 FSC-klagomål.docx
@@ -701,7 +701,7 @@
     <w:r>
       <w:tab/>
       <w:tab/>
-      <w:t>2026-10-21</w:t>
+      <w:t>2026-10-22</w:t>
       <w:br/>
       <w:br/>
     </w:r>

--- a/klagomål/A 18614-2024 FSC-klagomål.docx
+++ b/klagomål/A 18614-2024 FSC-klagomål.docx
@@ -701,7 +701,7 @@
     <w:r>
       <w:tab/>
       <w:tab/>
-      <w:t>2026-10-22</w:t>
+      <w:t>2026-10-23</w:t>
       <w:br/>
       <w:br/>
     </w:r>

--- a/klagomål/A 18614-2024 FSC-klagomål.docx
+++ b/klagomål/A 18614-2024 FSC-klagomål.docx
@@ -701,7 +701,7 @@
     <w:r>
       <w:tab/>
       <w:tab/>
-      <w:t>2026-10-23</w:t>
+      <w:t>2026-10-24</w:t>
       <w:br/>
       <w:br/>
     </w:r>

--- a/klagomål/A 18614-2024 FSC-klagomål.docx
+++ b/klagomål/A 18614-2024 FSC-klagomål.docx
@@ -701,7 +701,7 @@
     <w:r>
       <w:tab/>
       <w:tab/>
-      <w:t>2026-10-24</w:t>
+      <w:t>2026-10-25</w:t>
       <w:br/>
       <w:br/>
     </w:r>

--- a/klagomål/A 18614-2024 FSC-klagomål.docx
+++ b/klagomål/A 18614-2024 FSC-klagomål.docx
@@ -701,7 +701,7 @@
     <w:r>
       <w:tab/>
       <w:tab/>
-      <w:t>2026-10-25</w:t>
+      <w:t>2026-10-26</w:t>
       <w:br/>
       <w:br/>
     </w:r>

--- a/klagomål/A 18614-2024 FSC-klagomål.docx
+++ b/klagomål/A 18614-2024 FSC-klagomål.docx
@@ -701,7 +701,7 @@
     <w:r>
       <w:tab/>
       <w:tab/>
-      <w:t>2026-10-26</w:t>
+      <w:t>2026-10-27</w:t>
       <w:br/>
       <w:br/>
     </w:r>

--- a/klagomål/A 18614-2024 FSC-klagomål.docx
+++ b/klagomål/A 18614-2024 FSC-klagomål.docx
@@ -701,7 +701,7 @@
     <w:r>
       <w:tab/>
       <w:tab/>
-      <w:t>2026-10-27</w:t>
+      <w:t>2026-10-28</w:t>
       <w:br/>
       <w:br/>
     </w:r>

--- a/klagomål/A 18614-2024 FSC-klagomål.docx
+++ b/klagomål/A 18614-2024 FSC-klagomål.docx
@@ -701,7 +701,7 @@
     <w:r>
       <w:tab/>
       <w:tab/>
-      <w:t>2026-10-28</w:t>
+      <w:t>2026-10-29</w:t>
       <w:br/>
       <w:br/>
     </w:r>

--- a/klagomål/A 18614-2024 FSC-klagomål.docx
+++ b/klagomål/A 18614-2024 FSC-klagomål.docx
@@ -701,7 +701,7 @@
     <w:r>
       <w:tab/>
       <w:tab/>
-      <w:t>2026-10-29</w:t>
+      <w:t>2026-10-31</w:t>
       <w:br/>
       <w:br/>
     </w:r>
